--- a/private-7f3a9b2c8e/docs/tz-prototype.docx
+++ b/private-7f3a9b2c8e/docs/tz-prototype.docx
@@ -35,7 +35,7 @@
         <w:t xml:space="preserve"> </w:t>
       </w:r>
       <w:r>
-        <w:t xml:space="preserve">Аслан КАА (idriskaaa@gmail.com · aslankaa.com)</w:t>
+        <w:t xml:space="preserve">Аслан КАА (aslankaa@yandex.ru · aslankaa.com)</w:t>
       </w:r>
       <w:r>
         <w:t xml:space="preserve"> </w:t>
@@ -4250,7 +4250,7 @@
         <w:rPr>
           <w:rStyle w:val="VerbatimChar"/>
         </w:rPr>
-        <w:t xml:space="preserve">idriskaaa@gmail.com</w:t>
+        <w:t xml:space="preserve">aslankaa@yandex.ru</w:t>
       </w:r>
       <w:r>
         <w:br/>
@@ -4294,7 +4294,7 @@
         <w:pStyle w:val="BodyText"/>
       </w:pPr>
       <w:r>
-        <w:t xml:space="preserve">Заказчик: Аслан КАА · idriskaaa@gmail.com · aslankaa.com</w:t>
+        <w:t xml:space="preserve">Заказчик: Аслан КАА · aslankaa@yandex.ru · aslankaa.com</w:t>
       </w:r>
     </w:p>
     <w:bookmarkEnd w:id="33"/>
